--- a/C.Hofer.Resume.docx
+++ b/C.Hofer.Resume.docx
@@ -7,8 +7,8 @@
         <w:spacing w:after="40"/>
         <w:jc w:val="center"/>
         <w:rPr>
-          <w:sz w:val="22"/>
-          <w:szCs w:val="22"/>
+          <w:sz w:val="14"/>
+          <w:szCs w:val="14"/>
         </w:rPr>
       </w:pPr>
       <w:r>
@@ -18,8 +18,8 @@
           <w:bCs/>
           <w:caps/>
           <w:color w:val="1F3864"/>
-          <w:sz w:val="40"/>
-          <w:szCs w:val="40"/>
+          <w:sz w:val="24"/>
+          <w:szCs w:val="24"/>
         </w:rPr>
         <w:t>CAMRON HOFER</w:t>
       </w:r>
@@ -34,12 +34,16 @@
         <w:rPr>
           <w:rFonts w:ascii="Arial" w:eastAsia="Arial" w:hAnsi="Arial" w:cs="Arial"/>
           <w:color w:val="444444"/>
-        </w:rPr>
-      </w:pPr>
-      <w:r>
-        <w:rPr>
-          <w:rFonts w:ascii="Arial" w:eastAsia="Arial" w:hAnsi="Arial" w:cs="Arial"/>
-          <w:color w:val="444444"/>
+          <w:sz w:val="22"/>
+          <w:szCs w:val="22"/>
+        </w:rPr>
+      </w:pPr>
+      <w:r>
+        <w:rPr>
+          <w:rFonts w:ascii="Arial" w:eastAsia="Arial" w:hAnsi="Arial" w:cs="Arial"/>
+          <w:color w:val="444444"/>
+          <w:sz w:val="22"/>
+          <w:szCs w:val="22"/>
         </w:rPr>
         <w:t>Austin</w:t>
       </w:r>
@@ -47,6 +51,8 @@
         <w:rPr>
           <w:rFonts w:ascii="Arial" w:eastAsia="Arial" w:hAnsi="Arial" w:cs="Arial"/>
           <w:color w:val="444444"/>
+          <w:sz w:val="22"/>
+          <w:szCs w:val="22"/>
         </w:rPr>
         <w:t xml:space="preserve">, </w:t>
       </w:r>
@@ -54,6 +60,8 @@
         <w:rPr>
           <w:rFonts w:ascii="Arial" w:eastAsia="Arial" w:hAnsi="Arial" w:cs="Arial"/>
           <w:color w:val="444444"/>
+          <w:sz w:val="22"/>
+          <w:szCs w:val="22"/>
         </w:rPr>
         <w:t>TX | 830</w:t>
       </w:r>
@@ -61,6 +69,8 @@
         <w:rPr>
           <w:rFonts w:ascii="Arial" w:eastAsia="Arial" w:hAnsi="Arial" w:cs="Arial"/>
           <w:color w:val="444444"/>
+          <w:sz w:val="22"/>
+          <w:szCs w:val="22"/>
         </w:rPr>
         <w:t>-955-</w:t>
       </w:r>
@@ -68,6 +78,8 @@
         <w:rPr>
           <w:rFonts w:ascii="Arial" w:eastAsia="Arial" w:hAnsi="Arial" w:cs="Arial"/>
           <w:color w:val="444444"/>
+          <w:sz w:val="22"/>
+          <w:szCs w:val="22"/>
         </w:rPr>
         <w:t>0159 | camronhofer@outlook.com | linkedin.com</w:t>
       </w:r>
@@ -75,6 +87,8 @@
         <w:rPr>
           <w:rFonts w:ascii="Arial" w:eastAsia="Arial" w:hAnsi="Arial" w:cs="Arial"/>
           <w:color w:val="444444"/>
+          <w:sz w:val="22"/>
+          <w:szCs w:val="22"/>
         </w:rPr>
         <w:t>/in/camron-h-a</w:t>
       </w:r>
@@ -82,6 +96,8 @@
         <w:rPr>
           <w:rFonts w:ascii="Arial" w:eastAsia="Arial" w:hAnsi="Arial" w:cs="Arial"/>
           <w:color w:val="444444"/>
+          <w:sz w:val="22"/>
+          <w:szCs w:val="22"/>
         </w:rPr>
         <w:t xml:space="preserve">16339234  </w:t>
       </w:r>
@@ -94,21 +110,31 @@
         <w:spacing w:after="60"/>
         <w:jc w:val="center"/>
         <w:rPr>
-          <w:sz w:val="22"/>
-          <w:szCs w:val="22"/>
-        </w:rPr>
-      </w:pPr>
-      <w:r>
-        <w:rPr>
-          <w:rFonts w:ascii="Arial" w:eastAsia="Arial" w:hAnsi="Arial" w:cs="Arial"/>
-          <w:color w:val="444444"/>
+          <w:b/>
+          <w:bCs/>
+          <w:sz w:val="24"/>
+          <w:szCs w:val="24"/>
+        </w:rPr>
+      </w:pPr>
+      <w:r>
+        <w:rPr>
+          <w:rFonts w:ascii="Arial" w:eastAsia="Arial" w:hAnsi="Arial" w:cs="Arial"/>
+          <w:b/>
+          <w:bCs/>
+          <w:color w:val="444444"/>
+          <w:sz w:val="22"/>
+          <w:szCs w:val="22"/>
         </w:rPr>
         <w:t>Active</w:t>
       </w:r>
       <w:r>
         <w:rPr>
           <w:rFonts w:ascii="Arial" w:eastAsia="Arial" w:hAnsi="Arial" w:cs="Arial"/>
-          <w:color w:val="444444"/>
+          <w:b/>
+          <w:bCs/>
+          <w:color w:val="444444"/>
+          <w:sz w:val="22"/>
+          <w:szCs w:val="22"/>
         </w:rPr>
         <w:t xml:space="preserve"> Secret Security Clearance</w:t>
       </w:r>
@@ -120,9 +146,104 @@
         </w:pBdr>
         <w:spacing w:before="160" w:after="60"/>
         <w:rPr>
+          <w:sz w:val="22"/>
+          <w:szCs w:val="22"/>
+        </w:rPr>
+      </w:pPr>
+      <w:r>
+        <w:rPr>
+          <w:rFonts w:ascii="Arial" w:eastAsia="Arial" w:hAnsi="Arial" w:cs="Arial"/>
+          <w:b/>
+          <w:bCs/>
+          <w:caps/>
+          <w:color w:val="1F3864"/>
           <w:sz w:val="24"/>
           <w:szCs w:val="24"/>
         </w:rPr>
+        <w:t>Professional Summary</w:t>
+      </w:r>
+    </w:p>
+    <w:p>
+      <w:pPr>
+        <w:spacing w:before="80" w:after="60"/>
+        <w:rPr>
+          <w:rFonts w:ascii="Arial" w:eastAsia="Arial" w:hAnsi="Arial" w:cs="Arial"/>
+          <w:color w:val="000000"/>
+          <w:sz w:val="22"/>
+          <w:szCs w:val="22"/>
+        </w:rPr>
+      </w:pPr>
+      <w:r>
+        <w:rPr>
+          <w:rFonts w:ascii="Arial" w:eastAsia="Arial" w:hAnsi="Arial" w:cs="Arial"/>
+          <w:color w:val="000000"/>
+          <w:sz w:val="22"/>
+          <w:szCs w:val="22"/>
+        </w:rPr>
+        <w:t>IT Systems Administrator with 5+ years of experience supporting enterprise Windows and Microsoft cloud environments across Department of Defense (DoD) organizations. Delivers Tier II/III escalation support for 500+ users across Microsoft 365, Active Directory, Microsoft Entra ID, Intune, VMware, and IAM/PKI platforms.</w:t>
+      </w:r>
+    </w:p>
+    <w:p>
+      <w:pPr>
+        <w:spacing w:before="80" w:after="60"/>
+        <w:rPr>
+          <w:rFonts w:ascii="Arial" w:eastAsia="Arial" w:hAnsi="Arial" w:cs="Arial"/>
+          <w:color w:val="000000"/>
+          <w:sz w:val="22"/>
+          <w:szCs w:val="22"/>
+        </w:rPr>
+      </w:pPr>
+      <w:r>
+        <w:rPr>
+          <w:rFonts w:ascii="Arial" w:eastAsia="Arial" w:hAnsi="Arial" w:cs="Arial"/>
+          <w:color w:val="000000"/>
+          <w:sz w:val="22"/>
+          <w:szCs w:val="22"/>
+        </w:rPr>
+        <w:t>Specialized in PKI operations, credential lifecycle management, identity governance, and endpoint security compliance as a certified Enhanced Trusted Agent (ETA). Proven ability to resolve complex identity, authentication, and infrastructure issues in high</w:t>
+      </w:r>
+      <w:r>
+        <w:rPr>
+          <w:rFonts w:ascii="Arial" w:eastAsia="Arial" w:hAnsi="Arial" w:cs="Arial"/>
+          <w:color w:val="000000"/>
+          <w:sz w:val="22"/>
+          <w:szCs w:val="22"/>
+        </w:rPr>
+        <w:noBreakHyphen/>
+        <w:t>availability, security</w:t>
+      </w:r>
+      <w:r>
+        <w:rPr>
+          <w:rFonts w:ascii="Arial" w:eastAsia="Arial" w:hAnsi="Arial" w:cs="Arial"/>
+          <w:color w:val="000000"/>
+          <w:sz w:val="22"/>
+          <w:szCs w:val="22"/>
+        </w:rPr>
+        <w:noBreakHyphen/>
+        <w:t>focused environments.</w:t>
+      </w:r>
+    </w:p>
+    <w:p>
+      <w:pPr>
+        <w:spacing w:before="80" w:after="60"/>
+        <w:rPr>
+          <w:rFonts w:ascii="Arial" w:eastAsia="Arial" w:hAnsi="Arial" w:cs="Arial"/>
+          <w:color w:val="000000"/>
+          <w:sz w:val="22"/>
+          <w:szCs w:val="22"/>
+        </w:rPr>
+      </w:pPr>
+    </w:p>
+    <w:p>
+      <w:pPr>
+        <w:pBdr>
+          <w:bottom w:val="single" w:sz="8" w:space="2" w:color="1F3864"/>
+        </w:pBdr>
+        <w:spacing w:before="160" w:after="60"/>
+        <w:rPr>
+          <w:sz w:val="22"/>
+          <w:szCs w:val="22"/>
+        </w:rPr>
       </w:pPr>
       <w:r>
         <w:rPr>
@@ -131,8 +252,217 @@
           <w:bCs/>
           <w:caps/>
           <w:color w:val="1F3864"/>
-          <w:sz w:val="28"/>
-          <w:szCs w:val="28"/>
+          <w:sz w:val="24"/>
+          <w:szCs w:val="24"/>
+        </w:rPr>
+        <w:t>Technical Skills</w:t>
+      </w:r>
+    </w:p>
+    <w:p>
+      <w:pPr>
+        <w:spacing w:before="40" w:after="40"/>
+        <w:rPr>
+          <w:sz w:val="22"/>
+          <w:szCs w:val="22"/>
+        </w:rPr>
+      </w:pPr>
+      <w:r>
+        <w:rPr>
+          <w:rFonts w:ascii="Arial" w:eastAsia="Arial" w:hAnsi="Arial" w:cs="Arial"/>
+          <w:b/>
+          <w:bCs/>
+          <w:color w:val="000000"/>
+          <w:sz w:val="22"/>
+          <w:szCs w:val="22"/>
+        </w:rPr>
+        <w:t xml:space="preserve">Identity &amp; Access Management: </w:t>
+      </w:r>
+      <w:r>
+        <w:rPr>
+          <w:rFonts w:ascii="Arial" w:eastAsia="Arial" w:hAnsi="Arial" w:cs="Arial"/>
+          <w:color w:val="000000"/>
+          <w:sz w:val="22"/>
+          <w:szCs w:val="22"/>
+        </w:rPr>
+        <w:t>Active Directory, Microsoft Entra ID, IAM operations, PKI (Entrust), Enhanced Trusted Agent (ETA), smart card &amp; token management, credential lifecycle, entitlement provisioning, MFA</w:t>
+      </w:r>
+    </w:p>
+    <w:p>
+      <w:pPr>
+        <w:spacing w:before="40" w:after="40"/>
+        <w:rPr>
+          <w:sz w:val="22"/>
+          <w:szCs w:val="22"/>
+        </w:rPr>
+      </w:pPr>
+      <w:r>
+        <w:rPr>
+          <w:rFonts w:ascii="Arial" w:eastAsia="Arial" w:hAnsi="Arial" w:cs="Arial"/>
+          <w:b/>
+          <w:bCs/>
+          <w:color w:val="000000"/>
+          <w:sz w:val="22"/>
+          <w:szCs w:val="22"/>
+        </w:rPr>
+        <w:t xml:space="preserve">Microsoft 365 Administration: </w:t>
+      </w:r>
+      <w:r>
+        <w:rPr>
+          <w:rFonts w:ascii="Arial" w:eastAsia="Arial" w:hAnsi="Arial" w:cs="Arial"/>
+          <w:color w:val="000000"/>
+          <w:sz w:val="22"/>
+          <w:szCs w:val="22"/>
+        </w:rPr>
+        <w:t>Exchange Online, Teams, SharePoint, OneDrive, license management</w:t>
+      </w:r>
+    </w:p>
+    <w:p>
+      <w:pPr>
+        <w:spacing w:before="40" w:after="40"/>
+        <w:rPr>
+          <w:sz w:val="22"/>
+          <w:szCs w:val="22"/>
+        </w:rPr>
+      </w:pPr>
+      <w:r>
+        <w:rPr>
+          <w:rFonts w:ascii="Arial" w:eastAsia="Arial" w:hAnsi="Arial" w:cs="Arial"/>
+          <w:b/>
+          <w:bCs/>
+          <w:color w:val="000000"/>
+          <w:sz w:val="22"/>
+          <w:szCs w:val="22"/>
+        </w:rPr>
+        <w:t xml:space="preserve">Endpoint Management: </w:t>
+      </w:r>
+      <w:r>
+        <w:rPr>
+          <w:rFonts w:ascii="Arial" w:eastAsia="Arial" w:hAnsi="Arial" w:cs="Arial"/>
+          <w:color w:val="000000"/>
+          <w:sz w:val="22"/>
+          <w:szCs w:val="22"/>
+        </w:rPr>
+        <w:t>Windows 10/11, Microsoft Intune, hardware/software troubleshooting, VMware virtualization</w:t>
+      </w:r>
+    </w:p>
+    <w:p>
+      <w:pPr>
+        <w:spacing w:before="40" w:after="40"/>
+        <w:rPr>
+          <w:sz w:val="22"/>
+          <w:szCs w:val="22"/>
+        </w:rPr>
+      </w:pPr>
+      <w:r>
+        <w:rPr>
+          <w:rFonts w:ascii="Arial" w:eastAsia="Arial" w:hAnsi="Arial" w:cs="Arial"/>
+          <w:b/>
+          <w:bCs/>
+          <w:color w:val="000000"/>
+          <w:sz w:val="22"/>
+          <w:szCs w:val="22"/>
+        </w:rPr>
+        <w:t xml:space="preserve">Help Desk &amp; Ticketing: </w:t>
+      </w:r>
+      <w:r>
+        <w:rPr>
+          <w:rFonts w:ascii="Arial" w:eastAsia="Arial" w:hAnsi="Arial" w:cs="Arial"/>
+          <w:color w:val="000000"/>
+          <w:sz w:val="22"/>
+          <w:szCs w:val="22"/>
+        </w:rPr>
+        <w:t>Tier II/III escalation support, ServiceNow, BMC Remedy, remote support tools</w:t>
+      </w:r>
+    </w:p>
+    <w:p>
+      <w:pPr>
+        <w:spacing w:before="40" w:after="40"/>
+        <w:rPr>
+          <w:sz w:val="22"/>
+          <w:szCs w:val="22"/>
+        </w:rPr>
+      </w:pPr>
+      <w:r>
+        <w:rPr>
+          <w:rFonts w:ascii="Arial" w:eastAsia="Arial" w:hAnsi="Arial" w:cs="Arial"/>
+          <w:b/>
+          <w:bCs/>
+          <w:color w:val="000000"/>
+          <w:sz w:val="22"/>
+          <w:szCs w:val="22"/>
+        </w:rPr>
+        <w:t xml:space="preserve">Security &amp; Compliance: </w:t>
+      </w:r>
+      <w:r>
+        <w:rPr>
+          <w:rFonts w:ascii="Arial" w:eastAsia="Arial" w:hAnsi="Arial" w:cs="Arial"/>
+          <w:color w:val="000000"/>
+          <w:sz w:val="22"/>
+          <w:szCs w:val="22"/>
+        </w:rPr>
+        <w:t>Endpoint security, DoD compliance enforcement, security incident identification, DoD PKI policy</w:t>
+      </w:r>
+    </w:p>
+    <w:p>
+      <w:pPr>
+        <w:spacing w:before="40" w:after="40"/>
+        <w:rPr>
+          <w:rFonts w:ascii="Arial" w:eastAsia="Arial" w:hAnsi="Arial" w:cs="Arial"/>
+          <w:color w:val="000000"/>
+          <w:sz w:val="22"/>
+          <w:szCs w:val="22"/>
+        </w:rPr>
+      </w:pPr>
+      <w:r>
+        <w:rPr>
+          <w:rFonts w:ascii="Arial" w:eastAsia="Arial" w:hAnsi="Arial" w:cs="Arial"/>
+          <w:b/>
+          <w:bCs/>
+          <w:color w:val="000000"/>
+          <w:sz w:val="22"/>
+          <w:szCs w:val="22"/>
+        </w:rPr>
+        <w:t xml:space="preserve">Documentation: </w:t>
+      </w:r>
+      <w:r>
+        <w:rPr>
+          <w:rFonts w:ascii="Arial" w:eastAsia="Arial" w:hAnsi="Arial" w:cs="Arial"/>
+          <w:color w:val="000000"/>
+          <w:sz w:val="22"/>
+          <w:szCs w:val="22"/>
+        </w:rPr>
+        <w:t>Knowledge base authoring, incident tracking, technical process documentation</w:t>
+      </w:r>
+    </w:p>
+    <w:p>
+      <w:pPr>
+        <w:spacing w:before="40" w:after="40"/>
+        <w:rPr>
+          <w:sz w:val="22"/>
+          <w:szCs w:val="22"/>
+        </w:rPr>
+      </w:pPr>
+    </w:p>
+    <w:p>
+      <w:pPr>
+        <w:pBdr>
+          <w:bottom w:val="single" w:sz="8" w:space="2" w:color="1F3864"/>
+        </w:pBdr>
+        <w:spacing w:before="160" w:after="60"/>
+        <w:rPr>
+          <w:sz w:val="22"/>
+          <w:szCs w:val="22"/>
+        </w:rPr>
+      </w:pPr>
+      <w:r>
+        <w:rPr>
+          <w:rFonts w:ascii="Arial" w:eastAsia="Arial" w:hAnsi="Arial" w:cs="Arial"/>
+          <w:b/>
+          <w:bCs/>
+          <w:caps/>
+          <w:color w:val="1F3864"/>
+          <w:sz w:val="24"/>
+          <w:szCs w:val="24"/>
         </w:rPr>
         <w:t>Certifications &amp; Training</w:t>
       </w:r>
@@ -196,18 +526,7 @@
           <w:sz w:val="22"/>
           <w:szCs w:val="22"/>
         </w:rPr>
-        <w:t>CompTIA Security+ (SY0-</w:t>
-      </w:r>
-      <w:proofErr w:type="gramStart"/>
-      <w:r>
-        <w:rPr>
-          <w:rFonts w:ascii="Arial" w:eastAsia="Arial" w:hAnsi="Arial" w:cs="Arial"/>
-          <w:b/>
-          <w:bCs/>
-          <w:sz w:val="22"/>
-          <w:szCs w:val="22"/>
-        </w:rPr>
-        <w:t>701)</w:t>
+        <w:t>CompTIA Security+ (SY0-701)</w:t>
       </w:r>
       <w:r>
         <w:rPr>
@@ -218,19 +537,7 @@
           <w:sz w:val="22"/>
           <w:szCs w:val="22"/>
         </w:rPr>
-        <w:t xml:space="preserve"> —</w:t>
-      </w:r>
-      <w:proofErr w:type="gramEnd"/>
-      <w:r>
-        <w:rPr>
-          <w:rFonts w:ascii="Arial" w:eastAsia="Arial" w:hAnsi="Arial" w:cs="Arial"/>
-          <w:i/>
-          <w:iCs/>
-          <w:color w:val="444444"/>
-          <w:sz w:val="22"/>
-          <w:szCs w:val="22"/>
-        </w:rPr>
-        <w:t xml:space="preserve"> Issued March 2026 | Credential ID: e36e1655efeb41ecb78f763ca10e4d6b</w:t>
+        <w:t xml:space="preserve"> — Issued March 2026 | Credential ID: e36e1655efeb41ecb78f763ca10e4d6b</w:t>
       </w:r>
     </w:p>
     <w:p>
@@ -285,29 +592,7 @@
           <w:sz w:val="22"/>
           <w:szCs w:val="22"/>
         </w:rPr>
-        <w:t>—</w:t>
-      </w:r>
-      <w:r>
-        <w:rPr>
-          <w:rFonts w:ascii="Arial" w:eastAsia="Arial" w:hAnsi="Arial" w:cs="Arial"/>
-          <w:i/>
-          <w:iCs/>
-          <w:color w:val="444444"/>
-          <w:sz w:val="22"/>
-          <w:szCs w:val="22"/>
-        </w:rPr>
-        <w:t xml:space="preserve"> Issued April 2026 | </w:t>
-      </w:r>
-      <w:r>
-        <w:rPr>
-          <w:rFonts w:ascii="Arial" w:eastAsia="Arial" w:hAnsi="Arial" w:cs="Arial"/>
-          <w:i/>
-          <w:iCs/>
-          <w:color w:val="444444"/>
-          <w:sz w:val="22"/>
-          <w:szCs w:val="22"/>
-        </w:rPr>
-        <w:t>Credential ID: 9522AB028B6CC1E6</w:t>
+        <w:t>— Issued April 2026 | Credential ID: 9522AB028B6CC1E6</w:t>
       </w:r>
     </w:p>
     <w:p>
@@ -331,20 +616,48 @@
           <w:sz w:val="22"/>
           <w:szCs w:val="22"/>
         </w:rPr>
-        <w:t>Microsoft Software &amp; Systems Academy (MSSA)</w:t>
+        <w:t>Microsoft Certified: Security, Compliance, and Identity Fundamentals</w:t>
+      </w:r>
+      <w:r>
+        <w:rPr>
+          <w:rFonts w:ascii="Arial" w:eastAsia="Arial" w:hAnsi="Arial" w:cs="Arial"/>
+          <w:b/>
+          <w:bCs/>
+          <w:sz w:val="22"/>
+          <w:szCs w:val="22"/>
+        </w:rPr>
+        <w:t xml:space="preserve"> (</w:t>
+      </w:r>
+      <w:r>
+        <w:rPr>
+          <w:rFonts w:ascii="Arial" w:eastAsia="Arial" w:hAnsi="Arial" w:cs="Arial"/>
+          <w:b/>
+          <w:bCs/>
+          <w:sz w:val="22"/>
+          <w:szCs w:val="22"/>
+        </w:rPr>
+        <w:t>SC</w:t>
+      </w:r>
+      <w:r>
+        <w:rPr>
+          <w:rFonts w:ascii="Arial" w:eastAsia="Arial" w:hAnsi="Arial" w:cs="Arial"/>
+          <w:b/>
+          <w:bCs/>
+          <w:sz w:val="22"/>
+          <w:szCs w:val="22"/>
+        </w:rPr>
+        <w:t>-900)</w:t>
       </w:r>
       <w:r>
         <w:rPr>
           <w:rFonts w:ascii="Arial" w:eastAsia="Arial" w:hAnsi="Arial" w:cs="Arial"/>
           <w:i/>
           <w:iCs/>
-          <w:color w:val="444444"/>
-          <w:sz w:val="22"/>
-          <w:szCs w:val="22"/>
-        </w:rPr>
-        <w:t xml:space="preserve"> — Server &amp; Cloud Administration Track | DoD </w:t>
-      </w:r>
-      <w:proofErr w:type="spellStart"/>
+          <w:sz w:val="22"/>
+          <w:szCs w:val="22"/>
+        </w:rPr>
+        <w:t xml:space="preserve"> </w:t>
+      </w:r>
       <w:r>
         <w:rPr>
           <w:rFonts w:ascii="Arial" w:eastAsia="Arial" w:hAnsi="Arial" w:cs="Arial"/>
@@ -354,9 +667,8 @@
           <w:sz w:val="22"/>
           <w:szCs w:val="22"/>
         </w:rPr>
-        <w:t>SkillBridge</w:t>
-      </w:r>
-      <w:proofErr w:type="spellEnd"/>
+        <w:t>—</w:t>
+      </w:r>
       <w:r>
         <w:rPr>
           <w:rFonts w:ascii="Arial" w:eastAsia="Arial" w:hAnsi="Arial" w:cs="Arial"/>
@@ -366,7 +678,51 @@
           <w:sz w:val="22"/>
           <w:szCs w:val="22"/>
         </w:rPr>
-        <w:t xml:space="preserve"> | April–July 2026</w:t>
+        <w:t xml:space="preserve"> </w:t>
+      </w:r>
+      <w:r>
+        <w:rPr>
+          <w:rFonts w:ascii="Arial" w:eastAsia="Arial" w:hAnsi="Arial" w:cs="Arial"/>
+          <w:i/>
+          <w:iCs/>
+          <w:color w:val="444444"/>
+          <w:sz w:val="22"/>
+          <w:szCs w:val="22"/>
+        </w:rPr>
+        <w:t xml:space="preserve">Issued </w:t>
+      </w:r>
+      <w:r>
+        <w:rPr>
+          <w:rFonts w:ascii="Arial" w:eastAsia="Arial" w:hAnsi="Arial" w:cs="Arial"/>
+          <w:i/>
+          <w:iCs/>
+          <w:color w:val="444444"/>
+          <w:sz w:val="22"/>
+          <w:szCs w:val="22"/>
+        </w:rPr>
+        <w:t xml:space="preserve">May </w:t>
+      </w:r>
+      <w:r>
+        <w:rPr>
+          <w:rFonts w:ascii="Arial" w:eastAsia="Arial" w:hAnsi="Arial" w:cs="Arial"/>
+          <w:i/>
+          <w:iCs/>
+          <w:color w:val="444444"/>
+          <w:sz w:val="22"/>
+          <w:szCs w:val="22"/>
+        </w:rPr>
+        <w:t xml:space="preserve">2026 | Credential ID: </w:t>
+      </w:r>
+      <w:r>
+        <w:rPr>
+          <w:rFonts w:ascii="Arial" w:eastAsia="Arial" w:hAnsi="Arial" w:cs="Arial"/>
+          <w:i/>
+          <w:iCs/>
+          <w:color w:val="444444"/>
+          <w:sz w:val="22"/>
+          <w:szCs w:val="22"/>
+        </w:rPr>
+        <w:t>F9A5CBA59825D94D</w:t>
       </w:r>
     </w:p>
     <w:p>
@@ -390,7 +746,7 @@
           <w:sz w:val="22"/>
           <w:szCs w:val="22"/>
         </w:rPr>
-        <w:t>ServiceNow: Basic Administration</w:t>
+        <w:t>Microsoft Software &amp; Systems Academy (MSSA)</w:t>
       </w:r>
       <w:r>
         <w:rPr>
@@ -401,7 +757,150 @@
           <w:sz w:val="22"/>
           <w:szCs w:val="22"/>
         </w:rPr>
-        <w:t xml:space="preserve"> — Completed</w:t>
+        <w:t xml:space="preserve"> — Server &amp; Cloud Administration Track | DoD </w:t>
+      </w:r>
+      <w:proofErr w:type="spellStart"/>
+      <w:r>
+        <w:rPr>
+          <w:rFonts w:ascii="Arial" w:eastAsia="Arial" w:hAnsi="Arial" w:cs="Arial"/>
+          <w:i/>
+          <w:iCs/>
+          <w:color w:val="444444"/>
+          <w:sz w:val="22"/>
+          <w:szCs w:val="22"/>
+        </w:rPr>
+        <w:t>SkillBridge</w:t>
+      </w:r>
+      <w:proofErr w:type="spellEnd"/>
+      <w:r>
+        <w:rPr>
+          <w:rFonts w:ascii="Arial" w:eastAsia="Arial" w:hAnsi="Arial" w:cs="Arial"/>
+          <w:i/>
+          <w:iCs/>
+          <w:color w:val="444444"/>
+          <w:sz w:val="22"/>
+          <w:szCs w:val="22"/>
+        </w:rPr>
+        <w:t xml:space="preserve"> | April–July 2026</w:t>
+      </w:r>
+    </w:p>
+    <w:p>
+      <w:pPr>
+        <w:spacing w:before="80" w:after="60"/>
+        <w:rPr>
+          <w:rFonts w:ascii="Arial" w:eastAsia="Arial" w:hAnsi="Arial" w:cs="Arial"/>
+          <w:color w:val="000000"/>
+          <w:sz w:val="22"/>
+          <w:szCs w:val="22"/>
+        </w:rPr>
+      </w:pPr>
+    </w:p>
+    <w:p>
+      <w:pPr>
+        <w:pBdr>
+          <w:bottom w:val="single" w:sz="8" w:space="2" w:color="1F3864"/>
+        </w:pBdr>
+        <w:spacing w:before="160" w:after="60"/>
+        <w:rPr>
+          <w:sz w:val="22"/>
+          <w:szCs w:val="22"/>
+        </w:rPr>
+      </w:pPr>
+      <w:r>
+        <w:rPr>
+          <w:rFonts w:ascii="Arial" w:eastAsia="Arial" w:hAnsi="Arial" w:cs="Arial"/>
+          <w:b/>
+          <w:bCs/>
+          <w:caps/>
+          <w:color w:val="1F3864"/>
+          <w:sz w:val="24"/>
+          <w:szCs w:val="24"/>
+        </w:rPr>
+        <w:t>Professional Experience</w:t>
+      </w:r>
+    </w:p>
+    <w:p>
+      <w:pPr>
+        <w:tabs>
+          <w:tab w:val="right" w:pos="9360"/>
+        </w:tabs>
+        <w:spacing w:before="120" w:after="20"/>
+        <w:rPr>
+          <w:sz w:val="22"/>
+          <w:szCs w:val="22"/>
+        </w:rPr>
+      </w:pPr>
+      <w:r>
+        <w:rPr>
+          <w:rFonts w:ascii="Arial" w:eastAsia="Arial" w:hAnsi="Arial" w:cs="Arial"/>
+          <w:b/>
+          <w:bCs/>
+          <w:color w:val="000000"/>
+          <w:sz w:val="22"/>
+          <w:szCs w:val="22"/>
+        </w:rPr>
+        <w:t>Senior IT Support Specialist / Help Desk Lead</w:t>
+      </w:r>
+      <w:r>
+        <w:rPr>
+          <w:rFonts w:ascii="Arial" w:eastAsia="Arial" w:hAnsi="Arial" w:cs="Arial"/>
+          <w:i/>
+          <w:iCs/>
+          <w:color w:val="444444"/>
+          <w:sz w:val="22"/>
+          <w:szCs w:val="22"/>
+        </w:rPr>
+        <w:tab/>
+        <w:t>September 2024 – Present</w:t>
+      </w:r>
+    </w:p>
+    <w:p>
+      <w:pPr>
+        <w:spacing w:after="10"/>
+        <w:rPr>
+          <w:sz w:val="22"/>
+          <w:szCs w:val="22"/>
+        </w:rPr>
+      </w:pPr>
+      <w:r>
+        <w:rPr>
+          <w:rFonts w:ascii="Arial" w:eastAsia="Arial" w:hAnsi="Arial" w:cs="Arial"/>
+          <w:b/>
+          <w:bCs/>
+          <w:color w:val="1F3864"/>
+          <w:sz w:val="22"/>
+          <w:szCs w:val="22"/>
+        </w:rPr>
+        <w:t xml:space="preserve">U.S. </w:t>
+      </w:r>
+      <w:r>
+        <w:rPr>
+          <w:rFonts w:ascii="Arial" w:eastAsia="Arial" w:hAnsi="Arial" w:cs="Arial"/>
+          <w:b/>
+          <w:bCs/>
+          <w:color w:val="1F3864"/>
+          <w:sz w:val="22"/>
+          <w:szCs w:val="22"/>
+        </w:rPr>
+        <w:t>Army</w:t>
+      </w:r>
+      <w:r>
+        <w:rPr>
+          <w:rFonts w:ascii="Arial" w:eastAsia="Arial" w:hAnsi="Arial" w:cs="Arial"/>
+          <w:color w:val="444444"/>
+          <w:sz w:val="22"/>
+          <w:szCs w:val="22"/>
+        </w:rPr>
+        <w:t xml:space="preserve"> | Fort</w:t>
+      </w:r>
+      <w:r>
+        <w:rPr>
+          <w:rFonts w:ascii="Arial" w:eastAsia="Arial" w:hAnsi="Arial" w:cs="Arial"/>
+          <w:color w:val="444444"/>
+          <w:sz w:val="22"/>
+          <w:szCs w:val="22"/>
+        </w:rPr>
+        <w:t xml:space="preserve"> Campbell, KY</w:t>
       </w:r>
     </w:p>
     <w:p>
@@ -420,23 +919,11 @@
       <w:r>
         <w:rPr>
           <w:rFonts w:ascii="Arial" w:eastAsia="Arial" w:hAnsi="Arial" w:cs="Arial"/>
-          <w:b/>
-          <w:bCs/>
-          <w:sz w:val="22"/>
-          <w:szCs w:val="22"/>
-        </w:rPr>
-        <w:t>IT Security Foundations: Core Concepts</w:t>
-      </w:r>
-      <w:r>
-        <w:rPr>
-          <w:rFonts w:ascii="Arial" w:eastAsia="Arial" w:hAnsi="Arial" w:cs="Arial"/>
-          <w:i/>
-          <w:iCs/>
-          <w:color w:val="444444"/>
-          <w:sz w:val="22"/>
-          <w:szCs w:val="22"/>
-        </w:rPr>
-        <w:t xml:space="preserve"> — Completed</w:t>
+          <w:color w:val="000000"/>
+          <w:sz w:val="22"/>
+          <w:szCs w:val="22"/>
+        </w:rPr>
+        <w:t>Provide Tier II/III escalation support for 500+ users across enterprise Windows environments, resolving complex technical and identity-related incidents</w:t>
       </w:r>
     </w:p>
     <w:p>
@@ -455,585 +942,11 @@
       <w:r>
         <w:rPr>
           <w:rFonts w:ascii="Arial" w:eastAsia="Arial" w:hAnsi="Arial" w:cs="Arial"/>
-          <w:b/>
-          <w:bCs/>
-          <w:sz w:val="22"/>
-          <w:szCs w:val="22"/>
-        </w:rPr>
-        <w:t>Networking and Administration Fundamentals</w:t>
-      </w:r>
-      <w:r>
-        <w:rPr>
-          <w:rFonts w:ascii="Arial" w:eastAsia="Arial" w:hAnsi="Arial" w:cs="Arial"/>
-          <w:i/>
-          <w:iCs/>
-          <w:color w:val="444444"/>
-          <w:sz w:val="22"/>
-          <w:szCs w:val="22"/>
-        </w:rPr>
-        <w:t xml:space="preserve"> — Completed</w:t>
-      </w:r>
-    </w:p>
-    <w:p>
-      <w:pPr>
-        <w:pStyle w:val="ListParagraph"/>
-        <w:spacing w:before="30" w:after="30"/>
-        <w:ind w:left="540"/>
-        <w:rPr>
-          <w:sz w:val="22"/>
-          <w:szCs w:val="22"/>
-        </w:rPr>
-      </w:pPr>
-    </w:p>
-    <w:p>
-      <w:pPr>
-        <w:pBdr>
-          <w:bottom w:val="single" w:sz="8" w:space="2" w:color="1F3864"/>
-        </w:pBdr>
-        <w:spacing w:before="160" w:after="60"/>
-        <w:rPr>
-          <w:sz w:val="24"/>
-          <w:szCs w:val="24"/>
-        </w:rPr>
-      </w:pPr>
-      <w:r>
-        <w:rPr>
-          <w:rFonts w:ascii="Arial" w:eastAsia="Arial" w:hAnsi="Arial" w:cs="Arial"/>
-          <w:b/>
-          <w:bCs/>
-          <w:caps/>
-          <w:color w:val="1F3864"/>
-          <w:sz w:val="28"/>
-          <w:szCs w:val="28"/>
-        </w:rPr>
-        <w:t>Technical Skills</w:t>
-      </w:r>
-    </w:p>
-    <w:p>
-      <w:pPr>
-        <w:spacing w:before="40" w:after="40"/>
-        <w:rPr>
-          <w:sz w:val="22"/>
-          <w:szCs w:val="22"/>
-        </w:rPr>
-      </w:pPr>
-      <w:r>
-        <w:rPr>
-          <w:rFonts w:ascii="Arial" w:eastAsia="Arial" w:hAnsi="Arial" w:cs="Arial"/>
-          <w:b/>
-          <w:bCs/>
-          <w:color w:val="000000"/>
-          <w:sz w:val="22"/>
-          <w:szCs w:val="22"/>
-        </w:rPr>
-        <w:t xml:space="preserve">Identity &amp; Access Management: </w:t>
-      </w:r>
-      <w:r>
-        <w:rPr>
-          <w:rFonts w:ascii="Arial" w:eastAsia="Arial" w:hAnsi="Arial" w:cs="Arial"/>
-          <w:color w:val="000000"/>
-          <w:sz w:val="22"/>
-          <w:szCs w:val="22"/>
-        </w:rPr>
-        <w:t>Active Directory, Microsoft Entra ID, IAM operations, PKI (Entrust), Enhanced Trusted Agent (ETA), smart card &amp; token management, credential lifecycle, entitlement provisioning, MFA</w:t>
-      </w:r>
-    </w:p>
-    <w:p>
-      <w:pPr>
-        <w:spacing w:before="40" w:after="40"/>
-        <w:rPr>
-          <w:sz w:val="22"/>
-          <w:szCs w:val="22"/>
-        </w:rPr>
-      </w:pPr>
-      <w:r>
-        <w:rPr>
-          <w:rFonts w:ascii="Arial" w:eastAsia="Arial" w:hAnsi="Arial" w:cs="Arial"/>
-          <w:b/>
-          <w:bCs/>
-          <w:color w:val="000000"/>
-          <w:sz w:val="22"/>
-          <w:szCs w:val="22"/>
-        </w:rPr>
-        <w:t xml:space="preserve">Microsoft 365 Administration: </w:t>
-      </w:r>
-      <w:r>
-        <w:rPr>
-          <w:rFonts w:ascii="Arial" w:eastAsia="Arial" w:hAnsi="Arial" w:cs="Arial"/>
-          <w:color w:val="000000"/>
-          <w:sz w:val="22"/>
-          <w:szCs w:val="22"/>
-        </w:rPr>
-        <w:t>Exchange Online, Teams, SharePoint, OneDrive, license management</w:t>
-      </w:r>
-    </w:p>
-    <w:p>
-      <w:pPr>
-        <w:spacing w:before="40" w:after="40"/>
-        <w:rPr>
-          <w:sz w:val="22"/>
-          <w:szCs w:val="22"/>
-        </w:rPr>
-      </w:pPr>
-      <w:r>
-        <w:rPr>
-          <w:rFonts w:ascii="Arial" w:eastAsia="Arial" w:hAnsi="Arial" w:cs="Arial"/>
-          <w:b/>
-          <w:bCs/>
-          <w:color w:val="000000"/>
-          <w:sz w:val="22"/>
-          <w:szCs w:val="22"/>
-        </w:rPr>
-        <w:t xml:space="preserve">Endpoint Management: </w:t>
-      </w:r>
-      <w:r>
-        <w:rPr>
-          <w:rFonts w:ascii="Arial" w:eastAsia="Arial" w:hAnsi="Arial" w:cs="Arial"/>
-          <w:color w:val="000000"/>
-          <w:sz w:val="22"/>
-          <w:szCs w:val="22"/>
-        </w:rPr>
-        <w:t>Windows 10/11, Microsoft Intune, hardware/software troubleshooting, VMware virtualization</w:t>
-      </w:r>
-    </w:p>
-    <w:p>
-      <w:pPr>
-        <w:spacing w:before="40" w:after="40"/>
-        <w:rPr>
-          <w:sz w:val="22"/>
-          <w:szCs w:val="22"/>
-        </w:rPr>
-      </w:pPr>
-      <w:r>
-        <w:rPr>
-          <w:rFonts w:ascii="Arial" w:eastAsia="Arial" w:hAnsi="Arial" w:cs="Arial"/>
-          <w:b/>
-          <w:bCs/>
-          <w:color w:val="000000"/>
-          <w:sz w:val="22"/>
-          <w:szCs w:val="22"/>
-        </w:rPr>
-        <w:t xml:space="preserve">Help Desk &amp; Ticketing: </w:t>
-      </w:r>
-      <w:r>
-        <w:rPr>
-          <w:rFonts w:ascii="Arial" w:eastAsia="Arial" w:hAnsi="Arial" w:cs="Arial"/>
-          <w:color w:val="000000"/>
-          <w:sz w:val="22"/>
-          <w:szCs w:val="22"/>
-        </w:rPr>
-        <w:t>Tier II/III escalation support, ServiceNow, BMC Remedy, remote support tools</w:t>
-      </w:r>
-    </w:p>
-    <w:p>
-      <w:pPr>
-        <w:spacing w:before="40" w:after="40"/>
-        <w:rPr>
-          <w:sz w:val="22"/>
-          <w:szCs w:val="22"/>
-        </w:rPr>
-      </w:pPr>
-      <w:r>
-        <w:rPr>
-          <w:rFonts w:ascii="Arial" w:eastAsia="Arial" w:hAnsi="Arial" w:cs="Arial"/>
-          <w:b/>
-          <w:bCs/>
-          <w:color w:val="000000"/>
-          <w:sz w:val="22"/>
-          <w:szCs w:val="22"/>
-        </w:rPr>
-        <w:t xml:space="preserve">Security &amp; Compliance: </w:t>
-      </w:r>
-      <w:r>
-        <w:rPr>
-          <w:rFonts w:ascii="Arial" w:eastAsia="Arial" w:hAnsi="Arial" w:cs="Arial"/>
-          <w:color w:val="000000"/>
-          <w:sz w:val="22"/>
-          <w:szCs w:val="22"/>
-        </w:rPr>
-        <w:t>Endpoint security, DoD compliance enforcement, security incident identification, DoD PKI policy</w:t>
-      </w:r>
-    </w:p>
-    <w:p>
-      <w:pPr>
-        <w:spacing w:before="40" w:after="40"/>
-        <w:rPr>
-          <w:sz w:val="22"/>
-          <w:szCs w:val="22"/>
-        </w:rPr>
-      </w:pPr>
-      <w:r>
-        <w:rPr>
-          <w:rFonts w:ascii="Arial" w:eastAsia="Arial" w:hAnsi="Arial" w:cs="Arial"/>
-          <w:b/>
-          <w:bCs/>
-          <w:color w:val="000000"/>
-          <w:sz w:val="22"/>
-          <w:szCs w:val="22"/>
-        </w:rPr>
-        <w:t xml:space="preserve">Documentation: </w:t>
-      </w:r>
-      <w:r>
-        <w:rPr>
-          <w:rFonts w:ascii="Arial" w:eastAsia="Arial" w:hAnsi="Arial" w:cs="Arial"/>
-          <w:color w:val="000000"/>
-          <w:sz w:val="22"/>
-          <w:szCs w:val="22"/>
-        </w:rPr>
-        <w:t>Knowledge base authoring, incident tracking, technical process documentation</w:t>
-      </w:r>
-    </w:p>
-    <w:p>
-      <w:pPr>
-        <w:spacing w:before="30" w:after="30"/>
-        <w:rPr>
-          <w:sz w:val="22"/>
-          <w:szCs w:val="22"/>
-        </w:rPr>
-      </w:pPr>
-    </w:p>
-    <w:p>
-      <w:pPr>
-        <w:pBdr>
-          <w:bottom w:val="single" w:sz="8" w:space="2" w:color="1F3864"/>
-        </w:pBdr>
-        <w:spacing w:before="160" w:after="60"/>
-        <w:rPr>
-          <w:sz w:val="24"/>
-          <w:szCs w:val="24"/>
-        </w:rPr>
-      </w:pPr>
-      <w:r>
-        <w:rPr>
-          <w:rFonts w:ascii="Arial" w:eastAsia="Arial" w:hAnsi="Arial" w:cs="Arial"/>
-          <w:b/>
-          <w:bCs/>
-          <w:caps/>
-          <w:color w:val="1F3864"/>
-          <w:sz w:val="28"/>
-          <w:szCs w:val="28"/>
-        </w:rPr>
-        <w:t>Education</w:t>
-      </w:r>
-    </w:p>
-    <w:p>
-      <w:pPr>
-        <w:tabs>
-          <w:tab w:val="right" w:pos="9360"/>
-        </w:tabs>
-        <w:spacing w:before="80" w:after="20"/>
-        <w:rPr>
-          <w:sz w:val="22"/>
-          <w:szCs w:val="22"/>
-        </w:rPr>
-      </w:pPr>
-      <w:r>
-        <w:rPr>
-          <w:rFonts w:ascii="Arial" w:eastAsia="Arial" w:hAnsi="Arial" w:cs="Arial"/>
-          <w:b/>
-          <w:bCs/>
-          <w:sz w:val="22"/>
-          <w:szCs w:val="22"/>
-        </w:rPr>
-        <w:t>Bachelor of Science, Information Technology</w:t>
-      </w:r>
-      <w:r>
-        <w:rPr>
-          <w:rFonts w:ascii="Arial" w:eastAsia="Arial" w:hAnsi="Arial" w:cs="Arial"/>
-          <w:i/>
-          <w:iCs/>
-          <w:color w:val="444444"/>
-          <w:sz w:val="22"/>
-          <w:szCs w:val="22"/>
-        </w:rPr>
-        <w:tab/>
-        <w:t>Expected November 2027</w:t>
-      </w:r>
-    </w:p>
-    <w:p>
-      <w:pPr>
-        <w:spacing w:after="60"/>
-        <w:rPr>
-          <w:sz w:val="22"/>
-          <w:szCs w:val="22"/>
-        </w:rPr>
-      </w:pPr>
-      <w:r>
-        <w:rPr>
-          <w:rFonts w:ascii="Arial" w:eastAsia="Arial" w:hAnsi="Arial" w:cs="Arial"/>
-          <w:color w:val="444444"/>
-          <w:sz w:val="22"/>
-          <w:szCs w:val="22"/>
-        </w:rPr>
-        <w:t>Purdue Global University | Current GPA: A</w:t>
-      </w:r>
-    </w:p>
-    <w:p>
-      <w:pPr>
-        <w:tabs>
-          <w:tab w:val="right" w:pos="9360"/>
-        </w:tabs>
-        <w:spacing w:before="40" w:after="20"/>
-        <w:rPr>
-          <w:sz w:val="22"/>
-          <w:szCs w:val="22"/>
-        </w:rPr>
-      </w:pPr>
-      <w:r>
-        <w:rPr>
-          <w:rFonts w:ascii="Arial" w:eastAsia="Arial" w:hAnsi="Arial" w:cs="Arial"/>
-          <w:b/>
-          <w:bCs/>
-          <w:sz w:val="22"/>
-          <w:szCs w:val="22"/>
-        </w:rPr>
-        <w:t>Associate of Applied Science, Information Technology</w:t>
-      </w:r>
-      <w:r>
-        <w:rPr>
-          <w:rFonts w:ascii="Arial" w:eastAsia="Arial" w:hAnsi="Arial" w:cs="Arial"/>
-          <w:i/>
-          <w:iCs/>
-          <w:color w:val="444444"/>
-          <w:sz w:val="22"/>
-          <w:szCs w:val="22"/>
-        </w:rPr>
-        <w:tab/>
-        <w:t>Completed April 2024</w:t>
-      </w:r>
-    </w:p>
-    <w:p>
-      <w:pPr>
-        <w:spacing w:after="60"/>
-        <w:rPr>
-          <w:rFonts w:ascii="Arial" w:eastAsia="Arial" w:hAnsi="Arial" w:cs="Arial"/>
-          <w:color w:val="444444"/>
-          <w:sz w:val="22"/>
-          <w:szCs w:val="22"/>
-        </w:rPr>
-      </w:pPr>
-      <w:r>
-        <w:rPr>
-          <w:rFonts w:ascii="Arial" w:eastAsia="Arial" w:hAnsi="Arial" w:cs="Arial"/>
-          <w:color w:val="444444"/>
-          <w:sz w:val="22"/>
-          <w:szCs w:val="22"/>
-        </w:rPr>
-        <w:t>Purdue Global University</w:t>
-      </w:r>
-    </w:p>
-    <w:p>
-      <w:pPr>
-        <w:spacing w:after="60"/>
-        <w:rPr>
-          <w:rFonts w:ascii="Arial" w:eastAsia="Arial" w:hAnsi="Arial" w:cs="Arial"/>
-          <w:color w:val="444444"/>
-          <w:sz w:val="22"/>
-          <w:szCs w:val="22"/>
-        </w:rPr>
-      </w:pPr>
-    </w:p>
-    <w:p>
-      <w:pPr>
-        <w:pBdr>
-          <w:bottom w:val="single" w:sz="8" w:space="2" w:color="1F3864"/>
-        </w:pBdr>
-        <w:spacing w:before="160" w:after="60"/>
-        <w:rPr>
-          <w:sz w:val="24"/>
-          <w:szCs w:val="24"/>
-        </w:rPr>
-      </w:pPr>
-      <w:r>
-        <w:rPr>
-          <w:rFonts w:ascii="Arial" w:eastAsia="Arial" w:hAnsi="Arial" w:cs="Arial"/>
-          <w:b/>
-          <w:bCs/>
-          <w:caps/>
-          <w:color w:val="1F3864"/>
-          <w:sz w:val="28"/>
-          <w:szCs w:val="28"/>
-        </w:rPr>
-        <w:t>Professional Summary</w:t>
-      </w:r>
-    </w:p>
-    <w:p>
-      <w:pPr>
-        <w:spacing w:before="80" w:after="60"/>
-        <w:rPr>
-          <w:rFonts w:ascii="Arial" w:eastAsia="Arial" w:hAnsi="Arial" w:cs="Arial"/>
-          <w:color w:val="000000"/>
-          <w:sz w:val="22"/>
-          <w:szCs w:val="22"/>
-        </w:rPr>
-      </w:pPr>
-      <w:r>
-        <w:rPr>
-          <w:rFonts w:ascii="Arial" w:eastAsia="Arial" w:hAnsi="Arial" w:cs="Arial"/>
-          <w:color w:val="000000"/>
-          <w:sz w:val="22"/>
-          <w:szCs w:val="22"/>
-        </w:rPr>
-        <w:t>IT Systems Administrator with 5+ years of experience supporting enterprise Windows and Microsoft cloud environments across Department of Defense (DoD) organizations. Delivers Tier II/III escalation support for 500+ users across Microsoft 365, Active Directory, Microsoft Entra ID, Intune, VMware, and IAM/PKI platforms.</w:t>
-      </w:r>
-    </w:p>
-    <w:p>
-      <w:pPr>
-        <w:spacing w:before="80" w:after="60"/>
-        <w:rPr>
-          <w:rFonts w:ascii="Arial" w:eastAsia="Arial" w:hAnsi="Arial" w:cs="Arial"/>
-          <w:color w:val="000000"/>
-          <w:sz w:val="22"/>
-          <w:szCs w:val="22"/>
-        </w:rPr>
-      </w:pPr>
-      <w:r>
-        <w:rPr>
-          <w:rFonts w:ascii="Arial" w:eastAsia="Arial" w:hAnsi="Arial" w:cs="Arial"/>
-          <w:color w:val="000000"/>
-          <w:sz w:val="22"/>
-          <w:szCs w:val="22"/>
-        </w:rPr>
-        <w:t>Specialized in PKI operations, credential lifecycle management, identity governance, and endpoint security compliance as a certified Enhanced Trusted Agent (ETA). Proven ability to resolve complex identity, authentication, and infrastructure issues in high</w:t>
-      </w:r>
-      <w:r>
-        <w:rPr>
-          <w:rFonts w:ascii="Arial" w:eastAsia="Arial" w:hAnsi="Arial" w:cs="Arial"/>
-          <w:color w:val="000000"/>
-          <w:sz w:val="22"/>
-          <w:szCs w:val="22"/>
-        </w:rPr>
-        <w:noBreakHyphen/>
-        <w:t>availability, security</w:t>
-      </w:r>
-      <w:r>
-        <w:rPr>
-          <w:rFonts w:ascii="Arial" w:eastAsia="Arial" w:hAnsi="Arial" w:cs="Arial"/>
-          <w:color w:val="000000"/>
-          <w:sz w:val="22"/>
-          <w:szCs w:val="22"/>
-        </w:rPr>
-        <w:noBreakHyphen/>
-        <w:t>focused environments.</w:t>
-      </w:r>
-    </w:p>
-    <w:p>
-      <w:pPr>
-        <w:spacing w:before="80" w:after="60"/>
-        <w:rPr>
-          <w:rFonts w:ascii="Arial" w:eastAsia="Arial" w:hAnsi="Arial" w:cs="Arial"/>
-          <w:color w:val="000000"/>
-          <w:sz w:val="22"/>
-          <w:szCs w:val="22"/>
-        </w:rPr>
-      </w:pPr>
-    </w:p>
-    <w:p>
-      <w:pPr>
-        <w:pBdr>
-          <w:bottom w:val="single" w:sz="8" w:space="2" w:color="1F3864"/>
-        </w:pBdr>
-        <w:spacing w:before="160" w:after="60"/>
-        <w:rPr>
-          <w:sz w:val="24"/>
-          <w:szCs w:val="24"/>
-        </w:rPr>
-      </w:pPr>
-      <w:r>
-        <w:rPr>
-          <w:rFonts w:ascii="Arial" w:eastAsia="Arial" w:hAnsi="Arial" w:cs="Arial"/>
-          <w:b/>
-          <w:bCs/>
-          <w:caps/>
-          <w:color w:val="1F3864"/>
-          <w:sz w:val="28"/>
-          <w:szCs w:val="28"/>
-        </w:rPr>
-        <w:t>Professional Experience</w:t>
-      </w:r>
-    </w:p>
-    <w:p>
-      <w:pPr>
-        <w:tabs>
-          <w:tab w:val="right" w:pos="9360"/>
-        </w:tabs>
-        <w:spacing w:before="120" w:after="20"/>
-        <w:rPr>
-          <w:sz w:val="22"/>
-          <w:szCs w:val="22"/>
-        </w:rPr>
-      </w:pPr>
-      <w:r>
-        <w:rPr>
-          <w:rFonts w:ascii="Arial" w:eastAsia="Arial" w:hAnsi="Arial" w:cs="Arial"/>
-          <w:b/>
-          <w:bCs/>
-          <w:color w:val="000000"/>
-          <w:sz w:val="22"/>
-          <w:szCs w:val="22"/>
-        </w:rPr>
-        <w:t>Senior IT Support Specialist / Help Desk Lead</w:t>
-      </w:r>
-      <w:r>
-        <w:rPr>
-          <w:rFonts w:ascii="Arial" w:eastAsia="Arial" w:hAnsi="Arial" w:cs="Arial"/>
-          <w:i/>
-          <w:iCs/>
-          <w:color w:val="444444"/>
-          <w:sz w:val="22"/>
-          <w:szCs w:val="22"/>
-        </w:rPr>
-        <w:tab/>
-        <w:t>September 2024 – Present</w:t>
-      </w:r>
-    </w:p>
-    <w:p>
-      <w:pPr>
-        <w:spacing w:after="10"/>
-        <w:rPr>
-          <w:sz w:val="22"/>
-          <w:szCs w:val="22"/>
-        </w:rPr>
-      </w:pPr>
-      <w:r>
-        <w:rPr>
-          <w:rFonts w:ascii="Arial" w:eastAsia="Arial" w:hAnsi="Arial" w:cs="Arial"/>
-          <w:b/>
-          <w:bCs/>
-          <w:color w:val="1F3864"/>
-          <w:sz w:val="22"/>
-          <w:szCs w:val="22"/>
-        </w:rPr>
-        <w:t xml:space="preserve">U.S. </w:t>
-      </w:r>
-      <w:r>
-        <w:rPr>
-          <w:rFonts w:ascii="Arial" w:eastAsia="Arial" w:hAnsi="Arial" w:cs="Arial"/>
-          <w:b/>
-          <w:bCs/>
-          <w:color w:val="1F3864"/>
-          <w:sz w:val="22"/>
-          <w:szCs w:val="22"/>
-        </w:rPr>
-        <w:t>Army</w:t>
-      </w:r>
-      <w:r>
-        <w:rPr>
-          <w:rFonts w:ascii="Arial" w:eastAsia="Arial" w:hAnsi="Arial" w:cs="Arial"/>
-          <w:color w:val="444444"/>
-          <w:sz w:val="22"/>
-          <w:szCs w:val="22"/>
-        </w:rPr>
-        <w:t xml:space="preserve"> | Fort</w:t>
-      </w:r>
-      <w:r>
-        <w:rPr>
-          <w:rFonts w:ascii="Arial" w:eastAsia="Arial" w:hAnsi="Arial" w:cs="Arial"/>
-          <w:color w:val="444444"/>
-          <w:sz w:val="22"/>
-          <w:szCs w:val="22"/>
-        </w:rPr>
-        <w:t xml:space="preserve"> Campbell, KY</w:t>
+          <w:color w:val="000000"/>
+          <w:sz w:val="22"/>
+          <w:szCs w:val="22"/>
+        </w:rPr>
+        <w:t>Administer and troubleshoot Microsoft 365, Active Directory, Entra ID, Intune, and VMware platforms</w:t>
       </w:r>
     </w:p>
     <w:p>
@@ -1056,7 +969,8 @@
           <w:sz w:val="22"/>
           <w:szCs w:val="22"/>
         </w:rPr>
-        <w:t>Provide Tier II/III escalation support for 500+ users across enterprise Windows environments</w:t>
+        <w:lastRenderedPageBreak/>
+        <w:t>Lead Enhanced Trusted Agent (ETA) operations, managing DoD PKI credential issuance, revocation, and lifecycle compliance</w:t>
       </w:r>
     </w:p>
     <w:p>
@@ -1079,7 +993,16 @@
           <w:sz w:val="22"/>
           <w:szCs w:val="22"/>
         </w:rPr>
-        <w:t>Lead resolution of complex technical and identity-related incidents impacting mission operations</w:t>
+        <w:t xml:space="preserve">Lead </w:t>
+      </w:r>
+      <w:r>
+        <w:rPr>
+          <w:rFonts w:ascii="Arial" w:eastAsia="Arial" w:hAnsi="Arial" w:cs="Arial"/>
+          <w:color w:val="000000"/>
+          <w:sz w:val="22"/>
+          <w:szCs w:val="22"/>
+        </w:rPr>
+        <w:t>IAM operations including identity verification, smart card/token management, PIN recovery, and authentication troubleshooting</w:t>
       </w:r>
     </w:p>
     <w:p>
@@ -1102,7 +1025,7 @@
           <w:sz w:val="22"/>
           <w:szCs w:val="22"/>
         </w:rPr>
-        <w:t>Administer and troubleshoot Microsoft 365, Active Directory, Microsoft Entra ID, Intune, and VMware platforms</w:t>
+        <w:t>Maintain endpoint security and compliance across 300+ managed devices</w:t>
       </w:r>
     </w:p>
     <w:p>
@@ -1125,7 +1048,7 @@
           <w:sz w:val="22"/>
           <w:szCs w:val="22"/>
         </w:rPr>
-        <w:t>Lead Enhanced Trusted Agent (ETA) operations for a Brigade element, administering DoD PKI credential issuance, revocation, and lifecycle management while ensuring identity assurance and compliance with security policies</w:t>
+        <w:t>Supported a large-scale migration of 300+ endpoints and 800+ user accounts with zero major service disruption</w:t>
       </w:r>
     </w:p>
     <w:p>
@@ -1148,7 +1071,91 @@
           <w:sz w:val="22"/>
           <w:szCs w:val="22"/>
         </w:rPr>
-        <w:t>Support IAM and PKI operations including identity verification, credential issuance, smart card and token management, PIN recovery, and authentication troubleshooting</w:t>
+        <w:t>Develop technical documentation and mentor junior technicians, contributing to reduced ticket resolution times</w:t>
+      </w:r>
+    </w:p>
+    <w:p>
+      <w:pPr>
+        <w:tabs>
+          <w:tab w:val="right" w:pos="9360"/>
+        </w:tabs>
+        <w:spacing w:before="120" w:after="20"/>
+        <w:rPr>
+          <w:sz w:val="22"/>
+          <w:szCs w:val="22"/>
+        </w:rPr>
+      </w:pPr>
+      <w:r>
+        <w:rPr>
+          <w:rFonts w:ascii="Arial" w:eastAsia="Arial" w:hAnsi="Arial" w:cs="Arial"/>
+          <w:b/>
+          <w:bCs/>
+          <w:color w:val="000000"/>
+          <w:sz w:val="22"/>
+          <w:szCs w:val="22"/>
+        </w:rPr>
+        <w:t>IT Support Specialist</w:t>
+      </w:r>
+      <w:r>
+        <w:rPr>
+          <w:rFonts w:ascii="Arial" w:eastAsia="Arial" w:hAnsi="Arial" w:cs="Arial"/>
+          <w:i/>
+          <w:iCs/>
+          <w:color w:val="444444"/>
+          <w:sz w:val="22"/>
+          <w:szCs w:val="22"/>
+        </w:rPr>
+        <w:tab/>
+        <w:t>January 2021 – September 2024</w:t>
+      </w:r>
+    </w:p>
+    <w:p>
+      <w:pPr>
+        <w:spacing w:after="10"/>
+        <w:rPr>
+          <w:sz w:val="22"/>
+          <w:szCs w:val="22"/>
+        </w:rPr>
+      </w:pPr>
+      <w:r>
+        <w:rPr>
+          <w:rFonts w:ascii="Arial" w:eastAsia="Arial" w:hAnsi="Arial" w:cs="Arial"/>
+          <w:b/>
+          <w:bCs/>
+          <w:color w:val="1F3864"/>
+          <w:sz w:val="22"/>
+          <w:szCs w:val="22"/>
+        </w:rPr>
+        <w:t xml:space="preserve">U.S. </w:t>
+      </w:r>
+      <w:r>
+        <w:rPr>
+          <w:rFonts w:ascii="Arial" w:eastAsia="Arial" w:hAnsi="Arial" w:cs="Arial"/>
+          <w:b/>
+          <w:bCs/>
+          <w:color w:val="1F3864"/>
+          <w:sz w:val="22"/>
+          <w:szCs w:val="22"/>
+        </w:rPr>
+        <w:t>Army</w:t>
+      </w:r>
+      <w:r>
+        <w:rPr>
+          <w:rFonts w:ascii="Arial" w:eastAsia="Arial" w:hAnsi="Arial" w:cs="Arial"/>
+          <w:color w:val="444444"/>
+          <w:sz w:val="22"/>
+          <w:szCs w:val="22"/>
+        </w:rPr>
+        <w:t xml:space="preserve"> | Fort</w:t>
+      </w:r>
+      <w:r>
+        <w:rPr>
+          <w:rFonts w:ascii="Arial" w:eastAsia="Arial" w:hAnsi="Arial" w:cs="Arial"/>
+          <w:color w:val="444444"/>
+          <w:sz w:val="22"/>
+          <w:szCs w:val="22"/>
+        </w:rPr>
+        <w:t xml:space="preserve"> Campbell, KY</w:t>
       </w:r>
     </w:p>
     <w:p>
@@ -1171,7 +1178,7 @@
           <w:sz w:val="22"/>
           <w:szCs w:val="22"/>
         </w:rPr>
-        <w:t>Perform credential lifecycle management and entitlement provisioning in accordance with DoD security controls and least privilege principles</w:t>
+        <w:t>Delivered Tier I/II technical support for hardware, software, authentication, and network connectivity issues</w:t>
       </w:r>
     </w:p>
     <w:p>
@@ -1194,7 +1201,7 @@
           <w:sz w:val="22"/>
           <w:szCs w:val="22"/>
         </w:rPr>
-        <w:t>Maintain endpoint security and compliance across 300+ managed devices</w:t>
+        <w:t>Logged, tracked, and resolved incidents using enterprise ticketing systems including ServiceNow and Remedy</w:t>
       </w:r>
     </w:p>
     <w:p>
@@ -1217,7 +1224,7 @@
           <w:sz w:val="22"/>
           <w:szCs w:val="22"/>
         </w:rPr>
-        <w:t>Supported large-scale system migration involving 300+ endpoints and 800+ user accounts with no major service disruption</w:t>
+        <w:t>Performed password resets, account unlocks, and user account provisioning in Active Directory</w:t>
       </w:r>
     </w:p>
     <w:p>
@@ -1240,7 +1247,7 @@
           <w:sz w:val="22"/>
           <w:szCs w:val="22"/>
         </w:rPr>
-        <w:t>Develop and maintain technical documentation and knowledge base articles to support operational continuity</w:t>
+        <w:t>Supported system deployments, workstation imaging, and upgrade initiatives across enterprise environments</w:t>
       </w:r>
     </w:p>
     <w:p>
@@ -1263,91 +1270,7 @@
           <w:sz w:val="22"/>
           <w:szCs w:val="22"/>
         </w:rPr>
-        <w:t>Mentor junior technicians, contributing to measurable reductions in average ticket resolution time</w:t>
-      </w:r>
-    </w:p>
-    <w:p>
-      <w:pPr>
-        <w:tabs>
-          <w:tab w:val="right" w:pos="9360"/>
-        </w:tabs>
-        <w:spacing w:before="120" w:after="20"/>
-        <w:rPr>
-          <w:sz w:val="22"/>
-          <w:szCs w:val="22"/>
-        </w:rPr>
-      </w:pPr>
-      <w:r>
-        <w:rPr>
-          <w:rFonts w:ascii="Arial" w:eastAsia="Arial" w:hAnsi="Arial" w:cs="Arial"/>
-          <w:b/>
-          <w:bCs/>
-          <w:color w:val="000000"/>
-          <w:sz w:val="22"/>
-          <w:szCs w:val="22"/>
-        </w:rPr>
-        <w:t>IT Support Specialist</w:t>
-      </w:r>
-      <w:r>
-        <w:rPr>
-          <w:rFonts w:ascii="Arial" w:eastAsia="Arial" w:hAnsi="Arial" w:cs="Arial"/>
-          <w:i/>
-          <w:iCs/>
-          <w:color w:val="444444"/>
-          <w:sz w:val="22"/>
-          <w:szCs w:val="22"/>
-        </w:rPr>
-        <w:tab/>
-        <w:t>January 2021 – September 2024</w:t>
-      </w:r>
-    </w:p>
-    <w:p>
-      <w:pPr>
-        <w:spacing w:after="10"/>
-        <w:rPr>
-          <w:sz w:val="22"/>
-          <w:szCs w:val="22"/>
-        </w:rPr>
-      </w:pPr>
-      <w:r>
-        <w:rPr>
-          <w:rFonts w:ascii="Arial" w:eastAsia="Arial" w:hAnsi="Arial" w:cs="Arial"/>
-          <w:b/>
-          <w:bCs/>
-          <w:color w:val="1F3864"/>
-          <w:sz w:val="22"/>
-          <w:szCs w:val="22"/>
-        </w:rPr>
-        <w:t xml:space="preserve">U.S. </w:t>
-      </w:r>
-      <w:r>
-        <w:rPr>
-          <w:rFonts w:ascii="Arial" w:eastAsia="Arial" w:hAnsi="Arial" w:cs="Arial"/>
-          <w:b/>
-          <w:bCs/>
-          <w:color w:val="1F3864"/>
-          <w:sz w:val="22"/>
-          <w:szCs w:val="22"/>
-        </w:rPr>
-        <w:t>Army</w:t>
-      </w:r>
-      <w:r>
-        <w:rPr>
-          <w:rFonts w:ascii="Arial" w:eastAsia="Arial" w:hAnsi="Arial" w:cs="Arial"/>
-          <w:color w:val="444444"/>
-          <w:sz w:val="22"/>
-          <w:szCs w:val="22"/>
-        </w:rPr>
-        <w:t xml:space="preserve"> | Fort</w:t>
-      </w:r>
-      <w:r>
-        <w:rPr>
-          <w:rFonts w:ascii="Arial" w:eastAsia="Arial" w:hAnsi="Arial" w:cs="Arial"/>
-          <w:color w:val="444444"/>
-          <w:sz w:val="22"/>
-          <w:szCs w:val="22"/>
-        </w:rPr>
-        <w:t xml:space="preserve"> Campbell, KY</w:t>
+        <w:t>Independently diagnosed endpoint, application, and network-related incidents</w:t>
       </w:r>
     </w:p>
     <w:p>
@@ -1370,7 +1293,89 @@
           <w:sz w:val="22"/>
           <w:szCs w:val="22"/>
         </w:rPr>
-        <w:t>Delivered Tier I/II technical support for hardware, software, authentication, and network connectivity issues</w:t>
+        <w:t>Provided clear technical guidance to non-technical users in high-volume support environments</w:t>
+      </w:r>
+    </w:p>
+    <w:p>
+      <w:pPr>
+        <w:tabs>
+          <w:tab w:val="right" w:pos="9360"/>
+        </w:tabs>
+        <w:spacing w:before="120" w:after="20"/>
+        <w:rPr>
+          <w:sz w:val="22"/>
+          <w:szCs w:val="22"/>
+        </w:rPr>
+      </w:pPr>
+      <w:r>
+        <w:rPr>
+          <w:rFonts w:ascii="Arial" w:eastAsia="Arial" w:hAnsi="Arial" w:cs="Arial"/>
+          <w:b/>
+          <w:bCs/>
+          <w:color w:val="000000"/>
+          <w:sz w:val="22"/>
+          <w:szCs w:val="22"/>
+        </w:rPr>
+        <w:t>Satellite Installation Technician</w:t>
+      </w:r>
+      <w:r>
+        <w:rPr>
+          <w:rFonts w:ascii="Arial" w:eastAsia="Arial" w:hAnsi="Arial" w:cs="Arial"/>
+          <w:i/>
+          <w:iCs/>
+          <w:color w:val="444444"/>
+          <w:sz w:val="22"/>
+          <w:szCs w:val="22"/>
+        </w:rPr>
+        <w:tab/>
+        <w:t>July 2020 – December 2020</w:t>
+      </w:r>
+    </w:p>
+    <w:p>
+      <w:pPr>
+        <w:spacing w:after="10"/>
+        <w:rPr>
+          <w:sz w:val="22"/>
+          <w:szCs w:val="22"/>
+        </w:rPr>
+      </w:pPr>
+      <w:r>
+        <w:rPr>
+          <w:rFonts w:ascii="Arial" w:eastAsia="Arial" w:hAnsi="Arial" w:cs="Arial"/>
+          <w:b/>
+          <w:bCs/>
+          <w:color w:val="1F3864"/>
+          <w:sz w:val="22"/>
+          <w:szCs w:val="22"/>
+        </w:rPr>
+        <w:t>Southern Star Inc.</w:t>
+      </w:r>
+      <w:r>
+        <w:rPr>
+          <w:rFonts w:ascii="Arial" w:eastAsia="Arial" w:hAnsi="Arial" w:cs="Arial"/>
+          <w:color w:val="444444"/>
+          <w:sz w:val="22"/>
+          <w:szCs w:val="22"/>
+        </w:rPr>
+        <w:t xml:space="preserve"> </w:t>
+      </w:r>
+      <w:r>
+        <w:rPr>
+          <w:rFonts w:ascii="Arial" w:eastAsia="Arial" w:hAnsi="Arial" w:cs="Arial"/>
+          <w:color w:val="444444"/>
+          <w:sz w:val="22"/>
+          <w:szCs w:val="22"/>
+        </w:rPr>
+        <w:t>| San</w:t>
+      </w:r>
+      <w:r>
+        <w:rPr>
+          <w:rFonts w:ascii="Arial" w:eastAsia="Arial" w:hAnsi="Arial" w:cs="Arial"/>
+          <w:color w:val="444444"/>
+          <w:sz w:val="22"/>
+          <w:szCs w:val="22"/>
+        </w:rPr>
+        <w:t xml:space="preserve"> Antonio, TX</w:t>
       </w:r>
     </w:p>
     <w:p>
@@ -1393,7 +1398,7 @@
           <w:sz w:val="22"/>
           <w:szCs w:val="22"/>
         </w:rPr>
-        <w:t>Logged, tracked, and resolved incidents using enterprise ticketing systems including ServiceNow and Remedy</w:t>
+        <w:t>Installed and configured satellite communication systems at residential customer sites</w:t>
       </w:r>
     </w:p>
     <w:p>
@@ -1416,7 +1421,7 @@
           <w:sz w:val="22"/>
           <w:szCs w:val="22"/>
         </w:rPr>
-        <w:t>Performed password resets, account unlocks, and user account provisioning in Active Directory</w:t>
+        <w:t>Diagnosed hardware and connectivity issues to ensure reliable service delivery</w:t>
       </w:r>
     </w:p>
     <w:p>
@@ -1439,53 +1444,40 @@
           <w:sz w:val="22"/>
           <w:szCs w:val="22"/>
         </w:rPr>
-        <w:t>Supported system deployments, workstation imaging, and upgrade initiatives across enterprise environments</w:t>
-      </w:r>
-    </w:p>
-    <w:p>
-      <w:pPr>
-        <w:pStyle w:val="ListParagraph"/>
-        <w:numPr>
-          <w:ilvl w:val="0"/>
-          <w:numId w:val="2"/>
-        </w:numPr>
+        <w:t>Delivered customer-focused technical support and education</w:t>
+      </w:r>
+    </w:p>
+    <w:p>
+      <w:pPr>
         <w:spacing w:before="30" w:after="30"/>
         <w:rPr>
           <w:sz w:val="22"/>
           <w:szCs w:val="22"/>
         </w:rPr>
       </w:pPr>
-      <w:r>
-        <w:rPr>
-          <w:rFonts w:ascii="Arial" w:eastAsia="Arial" w:hAnsi="Arial" w:cs="Arial"/>
-          <w:color w:val="000000"/>
-          <w:sz w:val="22"/>
-          <w:szCs w:val="22"/>
-        </w:rPr>
-        <w:t>Independently diagnosed endpoint, application, and network-related incidents</w:t>
-      </w:r>
-    </w:p>
-    <w:p>
-      <w:pPr>
-        <w:pStyle w:val="ListParagraph"/>
-        <w:numPr>
-          <w:ilvl w:val="0"/>
-          <w:numId w:val="2"/>
-        </w:numPr>
-        <w:spacing w:before="30" w:after="30"/>
-        <w:rPr>
-          <w:sz w:val="22"/>
-          <w:szCs w:val="22"/>
-        </w:rPr>
-      </w:pPr>
-      <w:r>
-        <w:rPr>
-          <w:rFonts w:ascii="Arial" w:eastAsia="Arial" w:hAnsi="Arial" w:cs="Arial"/>
-          <w:color w:val="000000"/>
-          <w:sz w:val="22"/>
-          <w:szCs w:val="22"/>
-        </w:rPr>
-        <w:t>Provided clear technical guidance to non-technical users in high-volume support environments</w:t>
+    </w:p>
+    <w:p>
+      <w:pPr>
+        <w:pBdr>
+          <w:bottom w:val="single" w:sz="8" w:space="2" w:color="1F3864"/>
+        </w:pBdr>
+        <w:spacing w:before="160" w:after="60"/>
+        <w:rPr>
+          <w:sz w:val="22"/>
+          <w:szCs w:val="22"/>
+        </w:rPr>
+      </w:pPr>
+      <w:r>
+        <w:rPr>
+          <w:rFonts w:ascii="Arial" w:eastAsia="Arial" w:hAnsi="Arial" w:cs="Arial"/>
+          <w:b/>
+          <w:bCs/>
+          <w:caps/>
+          <w:color w:val="1F3864"/>
+          <w:sz w:val="24"/>
+          <w:szCs w:val="24"/>
+        </w:rPr>
+        <w:t>Education</w:t>
       </w:r>
     </w:p>
     <w:p>
@@ -1493,22 +1485,21 @@
         <w:tabs>
           <w:tab w:val="right" w:pos="9360"/>
         </w:tabs>
-        <w:spacing w:before="120" w:after="20"/>
-        <w:rPr>
-          <w:sz w:val="22"/>
-          <w:szCs w:val="22"/>
-        </w:rPr>
-      </w:pPr>
-      <w:r>
-        <w:rPr>
-          <w:rFonts w:ascii="Arial" w:eastAsia="Arial" w:hAnsi="Arial" w:cs="Arial"/>
-          <w:b/>
-          <w:bCs/>
-          <w:color w:val="000000"/>
-          <w:sz w:val="22"/>
-          <w:szCs w:val="22"/>
-        </w:rPr>
-        <w:t>Satellite Installation Technician</w:t>
+        <w:spacing w:before="80" w:after="20"/>
+        <w:rPr>
+          <w:sz w:val="22"/>
+          <w:szCs w:val="22"/>
+        </w:rPr>
+      </w:pPr>
+      <w:r>
+        <w:rPr>
+          <w:rFonts w:ascii="Arial" w:eastAsia="Arial" w:hAnsi="Arial" w:cs="Arial"/>
+          <w:b/>
+          <w:bCs/>
+          <w:sz w:val="22"/>
+          <w:szCs w:val="22"/>
+        </w:rPr>
+        <w:t>Bachelor of Science, Information Technology</w:t>
       </w:r>
       <w:r>
         <w:rPr>
@@ -1520,123 +1511,79 @@
           <w:szCs w:val="22"/>
         </w:rPr>
         <w:tab/>
-        <w:t>July 2020 – December 2020</w:t>
-      </w:r>
-    </w:p>
-    <w:p>
-      <w:pPr>
-        <w:spacing w:after="10"/>
-        <w:rPr>
-          <w:sz w:val="22"/>
-          <w:szCs w:val="22"/>
-        </w:rPr>
-      </w:pPr>
-      <w:r>
-        <w:rPr>
-          <w:rFonts w:ascii="Arial" w:eastAsia="Arial" w:hAnsi="Arial" w:cs="Arial"/>
-          <w:b/>
-          <w:bCs/>
-          <w:color w:val="1F3864"/>
-          <w:sz w:val="22"/>
-          <w:szCs w:val="22"/>
-        </w:rPr>
-        <w:t>Southern Star Inc.</w:t>
-      </w:r>
-      <w:r>
-        <w:rPr>
-          <w:rFonts w:ascii="Arial" w:eastAsia="Arial" w:hAnsi="Arial" w:cs="Arial"/>
-          <w:color w:val="444444"/>
-          <w:sz w:val="22"/>
-          <w:szCs w:val="22"/>
-        </w:rPr>
-        <w:t xml:space="preserve"> </w:t>
-      </w:r>
-      <w:r>
-        <w:rPr>
-          <w:rFonts w:ascii="Arial" w:eastAsia="Arial" w:hAnsi="Arial" w:cs="Arial"/>
-          <w:color w:val="444444"/>
-          <w:sz w:val="22"/>
-          <w:szCs w:val="22"/>
-        </w:rPr>
-        <w:t>| San</w:t>
-      </w:r>
-      <w:r>
-        <w:rPr>
-          <w:rFonts w:ascii="Arial" w:eastAsia="Arial" w:hAnsi="Arial" w:cs="Arial"/>
-          <w:color w:val="444444"/>
-          <w:sz w:val="22"/>
-          <w:szCs w:val="22"/>
-        </w:rPr>
-        <w:t xml:space="preserve"> Antonio, TX</w:t>
-      </w:r>
-    </w:p>
-    <w:p>
-      <w:pPr>
-        <w:pStyle w:val="ListParagraph"/>
-        <w:numPr>
-          <w:ilvl w:val="0"/>
-          <w:numId w:val="2"/>
-        </w:numPr>
-        <w:spacing w:before="30" w:after="30"/>
-        <w:rPr>
-          <w:sz w:val="22"/>
-          <w:szCs w:val="22"/>
-        </w:rPr>
-      </w:pPr>
-      <w:r>
-        <w:rPr>
-          <w:rFonts w:ascii="Arial" w:eastAsia="Arial" w:hAnsi="Arial" w:cs="Arial"/>
-          <w:color w:val="000000"/>
-          <w:sz w:val="22"/>
-          <w:szCs w:val="22"/>
-        </w:rPr>
-        <w:t>Installed and configured satellite communication systems at residential customer sites</w:t>
-      </w:r>
-    </w:p>
-    <w:p>
-      <w:pPr>
-        <w:pStyle w:val="ListParagraph"/>
-        <w:numPr>
-          <w:ilvl w:val="0"/>
-          <w:numId w:val="2"/>
-        </w:numPr>
-        <w:spacing w:before="30" w:after="30"/>
-        <w:rPr>
-          <w:sz w:val="22"/>
-          <w:szCs w:val="22"/>
-        </w:rPr>
-      </w:pPr>
-      <w:r>
-        <w:rPr>
-          <w:rFonts w:ascii="Arial" w:eastAsia="Arial" w:hAnsi="Arial" w:cs="Arial"/>
-          <w:color w:val="000000"/>
-          <w:sz w:val="22"/>
-          <w:szCs w:val="22"/>
-        </w:rPr>
-        <w:t>Diagnosed hardware and connectivity issues to ensure reliable service delivery</w:t>
-      </w:r>
-    </w:p>
-    <w:p>
-      <w:pPr>
-        <w:pStyle w:val="ListParagraph"/>
-        <w:numPr>
-          <w:ilvl w:val="0"/>
-          <w:numId w:val="2"/>
-        </w:numPr>
-        <w:spacing w:before="30" w:after="30"/>
-        <w:rPr>
-          <w:sz w:val="22"/>
-          <w:szCs w:val="22"/>
-        </w:rPr>
-      </w:pPr>
-      <w:r>
-        <w:rPr>
-          <w:rFonts w:ascii="Arial" w:eastAsia="Arial" w:hAnsi="Arial" w:cs="Arial"/>
-          <w:color w:val="000000"/>
-          <w:sz w:val="22"/>
-          <w:szCs w:val="22"/>
-        </w:rPr>
-        <w:t>Delivered customer-focused technical support and education</w:t>
+        <w:t>Expected November 2027</w:t>
+      </w:r>
+    </w:p>
+    <w:p>
+      <w:pPr>
+        <w:spacing w:after="60"/>
+        <w:rPr>
+          <w:sz w:val="22"/>
+          <w:szCs w:val="22"/>
+        </w:rPr>
+      </w:pPr>
+      <w:r>
+        <w:rPr>
+          <w:rFonts w:ascii="Arial" w:eastAsia="Arial" w:hAnsi="Arial" w:cs="Arial"/>
+          <w:color w:val="444444"/>
+          <w:sz w:val="22"/>
+          <w:szCs w:val="22"/>
+        </w:rPr>
+        <w:t>Purdue Global University</w:t>
+      </w:r>
+    </w:p>
+    <w:p>
+      <w:pPr>
+        <w:tabs>
+          <w:tab w:val="right" w:pos="9360"/>
+        </w:tabs>
+        <w:spacing w:before="40" w:after="20"/>
+        <w:rPr>
+          <w:sz w:val="22"/>
+          <w:szCs w:val="22"/>
+        </w:rPr>
+      </w:pPr>
+      <w:r>
+        <w:rPr>
+          <w:rFonts w:ascii="Arial" w:eastAsia="Arial" w:hAnsi="Arial" w:cs="Arial"/>
+          <w:b/>
+          <w:bCs/>
+          <w:sz w:val="22"/>
+          <w:szCs w:val="22"/>
+        </w:rPr>
+        <w:t>Associate of Applied Science, Information Technology</w:t>
+      </w:r>
+      <w:r>
+        <w:rPr>
+          <w:rFonts w:ascii="Arial" w:eastAsia="Arial" w:hAnsi="Arial" w:cs="Arial"/>
+          <w:i/>
+          <w:iCs/>
+          <w:color w:val="444444"/>
+          <w:sz w:val="22"/>
+          <w:szCs w:val="22"/>
+        </w:rPr>
+        <w:tab/>
+        <w:t>Completed April 2024</w:t>
+      </w:r>
+    </w:p>
+    <w:p>
+      <w:pPr>
+        <w:spacing w:after="60"/>
+        <w:rPr>
+          <w:rFonts w:ascii="Arial" w:eastAsia="Arial" w:hAnsi="Arial" w:cs="Arial"/>
+          <w:color w:val="444444"/>
+          <w:sz w:val="22"/>
+          <w:szCs w:val="22"/>
+        </w:rPr>
+      </w:pPr>
+      <w:r>
+        <w:rPr>
+          <w:rFonts w:ascii="Arial" w:eastAsia="Arial" w:hAnsi="Arial" w:cs="Arial"/>
+          <w:color w:val="444444"/>
+          <w:sz w:val="22"/>
+          <w:szCs w:val="22"/>
+        </w:rPr>
+        <w:t>Purdue Global University</w:t>
       </w:r>
     </w:p>
     <w:p>
